--- a/Cruscotto_checklist_consegna.docx
+++ b/Cruscotto_checklist_consegna.docx
@@ -403,6 +403,29 @@
           <w:szCs w:val="21"/>
         </w:rPr>
         <w:t>Notifiche automatiche all'allievo quando la scuola programma una diretta, quando la avvia e quando pubblica una nuova videolezione registrata: popup sul telefono/PC se ha dato il permesso, più uno storico sempre disponibile nel campanellino dell'interfaccia. Nessun servizio esterno a pagamento: chiavi generate una volta sola, già pronte.</w:t>
+      </w:r>
+    </w:p>
+    <w:p>
+      <w:pPr>
+        <w:spacing w:after="80" w:line="280"/>
+      </w:pPr>
+      <w:r>
+        <w:rPr>
+          <w:b/>
+          <w:bCs/>
+          <w:color w:val="198754"/>
+          <w:sz w:val="21"/>
+          <w:szCs w:val="21"/>
+        </w:rPr>
+        <w:t xml:space="preserve">✓  </w:t>
+      </w:r>
+      <w:r>
+        <w:rPr>
+          <w:color w:val="1F2328"/>
+          <w:sz w:val="21"/>
+          <w:szCs w:val="21"/>
+        </w:rPr>
+        <w:t>Promemoria automatico di studio: l'allievo fermo da due giorni riceve la sera un invito a fare qualche quiz, con frasi che cambiano a rotazione e un tetto di due a settimana per non risultare molesto.</w:t>
       </w:r>
     </w:p>
     <w:p>

--- a/Cruscotto_checklist_consegna.docx
+++ b/Cruscotto_checklist_consegna.docx
@@ -426,6 +426,29 @@
           <w:szCs w:val="21"/>
         </w:rPr>
         <w:t>Promemoria automatico di studio: l'allievo fermo da due giorni riceve la sera un invito a fare qualche quiz, con frasi che cambiano a rotazione e un tetto di due a settimana per non risultare molesto.</w:t>
+      </w:r>
+    </w:p>
+    <w:p>
+      <w:pPr>
+        <w:spacing w:after="80" w:line="280"/>
+      </w:pPr>
+      <w:r>
+        <w:rPr>
+          <w:b/>
+          <w:bCs/>
+          <w:color w:val="198754"/>
+          <w:sz w:val="21"/>
+          <w:szCs w:val="21"/>
+        </w:rPr>
+        <w:t xml:space="preserve">✓  </w:t>
+      </w:r>
+      <w:r>
+        <w:rPr>
+          <w:color w:val="1F2328"/>
+          <w:sz w:val="21"/>
+          <w:szCs w:val="21"/>
+        </w:rPr>
+        <w:t>Export dell'elenco allievi in foglio di calcolo, generato su richiesta e riservato all'amministratore: nessun file di anagrafiche conservato sul server, e ogni export registrato nel giornale delle operazioni.</w:t>
       </w:r>
     </w:p>
     <w:p>

--- a/Cruscotto_checklist_consegna.docx
+++ b/Cruscotto_checklist_consegna.docx
@@ -449,6 +449,98 @@
           <w:szCs w:val="21"/>
         </w:rPr>
         <w:t>Export dell'elenco allievi in foglio di calcolo, generato su richiesta e riservato all'amministratore: nessun file di anagrafiche conservato sul server, e ogni export registrato nel giornale delle operazioni.</w:t>
+      </w:r>
+    </w:p>
+    <w:p>
+      <w:pPr>
+        <w:spacing w:after="80" w:line="280"/>
+      </w:pPr>
+      <w:r>
+        <w:rPr>
+          <w:b/>
+          <w:bCs/>
+          <w:color w:val="198754"/>
+          <w:sz w:val="21"/>
+          <w:szCs w:val="21"/>
+        </w:rPr>
+        <w:t xml:space="preserve">✓  </w:t>
+      </w:r>
+      <w:r>
+        <w:rPr>
+          <w:color w:val="1F2328"/>
+          <w:sz w:val="21"/>
+          <w:szCs w:val="21"/>
+        </w:rPr>
+        <w:t>Videolezioni protette: l'indirizzo del video vale solo per chi ha fatto l'accesso e scade dopo qualche ora, così un link copiato in chat non resta valido per sempre.</w:t>
+      </w:r>
+    </w:p>
+    <w:p>
+      <w:pPr>
+        <w:spacing w:after="80" w:line="280"/>
+      </w:pPr>
+      <w:r>
+        <w:rPr>
+          <w:b/>
+          <w:bCs/>
+          <w:color w:val="198754"/>
+          <w:sz w:val="21"/>
+          <w:szCs w:val="21"/>
+        </w:rPr>
+        <w:t xml:space="preserve">✓  </w:t>
+      </w:r>
+      <w:r>
+        <w:rPr>
+          <w:color w:val="1F2328"/>
+          <w:sz w:val="21"/>
+          <w:szCs w:val="21"/>
+        </w:rPr>
+        <w:t>Difesa contro i tentativi di password a raffica: rallentamento progressivo e blocco di quindici minuti dopo otto errori, con sblocco immediato generando una nuova password.</w:t>
+      </w:r>
+    </w:p>
+    <w:p>
+      <w:pPr>
+        <w:spacing w:after="80" w:line="280"/>
+      </w:pPr>
+      <w:r>
+        <w:rPr>
+          <w:b/>
+          <w:bCs/>
+          <w:color w:val="198754"/>
+          <w:sz w:val="21"/>
+          <w:szCs w:val="21"/>
+        </w:rPr>
+        <w:t xml:space="preserve">✓  </w:t>
+      </w:r>
+      <w:r>
+        <w:rPr>
+          <w:color w:val="1F2328"/>
+          <w:sz w:val="21"/>
+          <w:szCs w:val="21"/>
+        </w:rPr>
+        <w:t>Backup cifrabili con password (AES-256): si possono portare su un disco esterno o nel cloud senza consegnare le anagrafiche a chi li ospita.</w:t>
+      </w:r>
+    </w:p>
+    <w:p>
+      <w:pPr>
+        <w:spacing w:after="80" w:line="280"/>
+      </w:pPr>
+      <w:r>
+        <w:rPr>
+          <w:b/>
+          <w:bCs/>
+          <w:color w:val="198754"/>
+          <w:sz w:val="21"/>
+          <w:szCs w:val="21"/>
+        </w:rPr>
+        <w:t xml:space="preserve">✓  </w:t>
+      </w:r>
+      <w:r>
+        <w:rPr>
+          <w:color w:val="1F2328"/>
+          <w:sz w:val="21"/>
+          <w:szCs w:val="21"/>
+        </w:rPr>
+        <w:t>Cancellazione definitiva di un allievo su sua richiesta, distinta dalla disattivazione: spariscono davvero tutti i suoi dati, con conferma obbligatoria e traccia nel giornale.</w:t>
       </w:r>
     </w:p>
     <w:p>
